--- a/Projet1/smartagent-iot/rapport/Rapport_SmartAgentIoT.docx
+++ b/Projet1/smartagent-iot/rapport/Rapport_SmartAgentIoT.docx
@@ -91,13 +91,10 @@
       </w:r>
       <w:r>
         <w:rPr>
-          <w:i/>
-          <w:iCs/>
-          <w:color w:val="B00000"/>
           <w:sz w:val="22"/>
           <w:szCs w:val="22"/>
         </w:rPr>
-        <w:t xml:space="preserve">[NOM(S) ET MATRICULE(S) DE L'ÉQUIPE]</w:t>
+        <w:t xml:space="preserve">lyzc3821</w:t>
       </w:r>
     </w:p>
     <w:p>
@@ -120,13 +117,10 @@
       </w:pPr>
       <w:r>
         <w:rPr>
-          <w:i/>
-          <w:iCs/>
-          <w:color w:val="B00000"/>
           <w:sz w:val="22"/>
           <w:szCs w:val="22"/>
         </w:rPr>
-        <w:t xml:space="preserve">Date : [DATE DE REMISE]</w:t>
+        <w:t xml:space="preserve">Date : 27 octobre 2026</w:t>
       </w:r>
     </w:p>
     <w:p>
@@ -1106,6 +1100,502 @@
     </w:p>
     <w:p>
       <w:pPr>
+        <w:pStyle w:val="Heading2"/>
+        <w:spacing w:after="150" w:before="300"/>
+      </w:pPr>
+      <w:r>
+        <w:t xml:space="preserve">3.6 Consultation pair-à-pair entre agents via RMI (objectif S2)</w:t>
+      </w:r>
+    </w:p>
+    <w:p>
+      <w:pPr>
+        <w:spacing w:after="160"/>
+      </w:pPr>
+      <w:r>
+        <w:t xml:space="preserve">L'énoncé demande, en Semaine 2, de « permettre aux agents de se consulter mutuellement via RMI (partage d'état) ». Nous distinguons donc deux topologies de coordination, volontairement complémentaires : une coordination centralisée, où le CoordinateurBatiment interroge tous les agents et arbitre (Section 3.3) ; et une coordination pair-à-pair, où chaque AgentPiece interroge directement ses voisins, sans intermédiaire.</w:t>
+      </w:r>
+    </w:p>
+    <w:p>
+      <w:pPr>
+        <w:spacing w:after="160"/>
+      </w:pPr>
+      <w:r>
+        <w:t xml:space="preserve">Ce choix illustre que RMI n'impose aucune hiérarchie : un AgentPiece est à la fois serveur RMI (il expose IAgentPiece au coordinateur) et client RMI (il appelle getTemperature() sur ses voisins). C'est exactement la dualité d'un système multi-agents réparti.</w:t>
+      </w:r>
+    </w:p>
+    <w:p>
+      <w:pPr>
+        <w:spacing w:after="160"/>
+      </w:pPr>
+      <w:r>
+        <w:t xml:space="preserve">Conception retenue :</w:t>
+      </w:r>
+    </w:p>
+    <w:p>
+      <w:pPr>
+        <w:spacing w:after="80"/>
+        <w:ind w:left="360" w:hanging="200"/>
+      </w:pPr>
+      <w:r>
+        <w:t xml:space="preserve">–  Le voisinage suit l'adjacence imposée par l'énoncé (salleA–salleB, salleB–cuisine). salleB, au centre, a deux voisins ; salleA et cuisine en ont un. La table est fournie à l'agent au démarrage par AgentPieceMain, et non codée en dur dans AgentPiece : l'agent reste agnostique de la topologie.</w:t>
+      </w:r>
+    </w:p>
+    <w:p>
+      <w:pPr>
+        <w:spacing w:after="80"/>
+        <w:ind w:left="360" w:hanging="200"/>
+      </w:pPr>
+      <w:r>
+        <w:t xml:space="preserve">–  Un thread démon dédié (consultation-&lt;piece&gt;) effectue, toutes les 10 s, un lookup de chaque voisin dans le registre puis lit sa température en direct. Il est séparé du watchdog de timeout et des appels RMI entrants : la consultation ne bloque jamais la disponibilité de l'agent.</w:t>
+      </w:r>
+    </w:p>
+    <w:p>
+      <w:pPr>
+        <w:spacing w:after="80"/>
+        <w:ind w:left="360" w:hanging="200"/>
+      </w:pPr>
+      <w:r>
+        <w:t xml:space="preserve">–  Le lookup est refait à chaque cycle (et non mémorisé) : un voisin peut démarrer après nous, ou tomber puis revenir ; cela rend la consultation robuste à l'ordre de démarrage et aux pannes.</w:t>
+      </w:r>
+    </w:p>
+    <w:p>
+      <w:pPr>
+        <w:spacing w:after="80"/>
+        <w:ind w:left="360" w:hanging="200"/>
+      </w:pPr>
+      <w:r>
+        <w:t xml:space="preserve">–  Partage d'état : la dernière température connue de chaque voisin est conservée dans une ConcurrentHashMap (écrite par le thread de consultation, lue par les threads RMI) et exposée dans getEtatJson() sous la clé « voisins ».</w:t>
+      </w:r>
+    </w:p>
+    <w:p>
+      <w:pPr>
+        <w:spacing w:after="80"/>
+        <w:ind w:left="360" w:hanging="200"/>
+      </w:pPr>
+      <w:r>
+        <w:t xml:space="preserve">–  Tolérance aux pannes (cohérente avec la Tâche 3.1) : un voisin non encore enregistré lève NotBoundException, un voisin mort lève RemoteException ; dans les deux cas on ignore ce voisin pour ce cycle seulement, sans interrompre la consultation des autres.</w:t>
+      </w:r>
+    </w:p>
+    <w:p>
+      <w:pPr>
+        <w:spacing w:after="160"/>
+      </w:pPr>
+      <w:r>
+        <w:t xml:space="preserve">Extrait (cœur de la boucle de consultation, AgentPiece.java) :</w:t>
+      </w:r>
+    </w:p>
+    <w:p>
+      <w:pPr>
+        <w:spacing w:after="0" w:line="240" w:lineRule="auto"/>
+        <w:ind w:left="200"/>
+      </w:pPr>
+      <w:r>
+        <w:rPr>
+          <w:rFonts w:ascii="Consolas" w:hAnsi="Consolas" w:cs="Consolas"/>
+          <w:sz w:val="17"/>
+        </w:rPr>
+        <w:t xml:space="preserve">private void consulterUnVoisin(String voisin) {</w:t>
+      </w:r>
+    </w:p>
+    <w:p>
+      <w:pPr>
+        <w:spacing w:after="0" w:line="240" w:lineRule="auto"/>
+        <w:ind w:left="200"/>
+      </w:pPr>
+      <w:r>
+        <w:rPr>
+          <w:rFonts w:ascii="Consolas" w:hAnsi="Consolas" w:cs="Consolas"/>
+          <w:sz w:val="17"/>
+        </w:rPr>
+        <w:t xml:space="preserve">    try {</w:t>
+      </w:r>
+    </w:p>
+    <w:p>
+      <w:pPr>
+        <w:spacing w:after="0" w:line="240" w:lineRule="auto"/>
+        <w:ind w:left="200"/>
+      </w:pPr>
+      <w:r>
+        <w:rPr>
+          <w:rFonts w:ascii="Consolas" w:hAnsi="Consolas" w:cs="Consolas"/>
+          <w:sz w:val="17"/>
+        </w:rPr>
+        <w:t xml:space="preserve">        Registry registre = LocateRegistry.getRegistry("localhost", PORT_REGISTRE);</w:t>
+      </w:r>
+    </w:p>
+    <w:p>
+      <w:pPr>
+        <w:spacing w:after="0" w:line="240" w:lineRule="auto"/>
+        <w:ind w:left="200"/>
+      </w:pPr>
+      <w:r>
+        <w:rPr>
+          <w:rFonts w:ascii="Consolas" w:hAnsi="Consolas" w:cs="Consolas"/>
+          <w:sz w:val="17"/>
+        </w:rPr>
+        <w:t xml:space="preserve">        IAgentPiece stubVoisin = (IAgentPiece) registre.lookup("agent-" + voisin);</w:t>
+      </w:r>
+    </w:p>
+    <w:p>
+      <w:pPr>
+        <w:spacing w:after="0" w:line="240" w:lineRule="auto"/>
+        <w:ind w:left="200"/>
+      </w:pPr>
+      <w:r>
+        <w:rPr>
+          <w:rFonts w:ascii="Consolas" w:hAnsi="Consolas" w:cs="Consolas"/>
+          <w:sz w:val="17"/>
+        </w:rPr>
+        <w:t xml:space="preserve">        double tempVoisin = stubVoisin.getTemperature();  // appel RMI agent -&gt; agent</w:t>
+      </w:r>
+    </w:p>
+    <w:p>
+      <w:pPr>
+        <w:spacing w:after="0" w:line="240" w:lineRule="auto"/>
+        <w:ind w:left="200"/>
+      </w:pPr>
+      <w:r>
+        <w:rPr>
+          <w:rFonts w:ascii="Consolas" w:hAnsi="Consolas" w:cs="Consolas"/>
+          <w:sz w:val="17"/>
+        </w:rPr>
+        <w:t xml:space="preserve">        dernieresTempVoisins.put(voisin, tempVoisin);      // partage d'etat (thread-safe)</w:t>
+      </w:r>
+    </w:p>
+    <w:p>
+      <w:pPr>
+        <w:spacing w:after="0" w:line="240" w:lineRule="auto"/>
+        <w:ind w:left="200"/>
+      </w:pPr>
+      <w:r>
+        <w:rPr>
+          <w:rFonts w:ascii="Consolas" w:hAnsi="Consolas" w:cs="Consolas"/>
+          <w:sz w:val="17"/>
+        </w:rPr>
+        <w:t xml:space="preserve">    } catch (NotBoundException e) {</w:t>
+      </w:r>
+    </w:p>
+    <w:p>
+      <w:pPr>
+        <w:spacing w:after="0" w:line="240" w:lineRule="auto"/>
+        <w:ind w:left="200"/>
+      </w:pPr>
+      <w:r>
+        <w:rPr>
+          <w:rFonts w:ascii="Consolas" w:hAnsi="Consolas" w:cs="Consolas"/>
+          <w:sz w:val="17"/>
+        </w:rPr>
+        <w:t xml:space="preserve">        dernieresTempVoisins.remove(voisin);  // voisin pas encore demarre : normal</w:t>
+      </w:r>
+    </w:p>
+    <w:p>
+      <w:pPr>
+        <w:spacing w:after="0" w:line="240" w:lineRule="auto"/>
+        <w:ind w:left="200"/>
+      </w:pPr>
+      <w:r>
+        <w:rPr>
+          <w:rFonts w:ascii="Consolas" w:hAnsi="Consolas" w:cs="Consolas"/>
+          <w:sz w:val="17"/>
+        </w:rPr>
+        <w:t xml:space="preserve">    } catch (RemoteException e) {</w:t>
+      </w:r>
+    </w:p>
+    <w:p>
+      <w:pPr>
+        <w:spacing w:after="0" w:line="240" w:lineRule="auto"/>
+        <w:ind w:left="200"/>
+      </w:pPr>
+      <w:r>
+        <w:rPr>
+          <w:rFonts w:ascii="Consolas" w:hAnsi="Consolas" w:cs="Consolas"/>
+          <w:sz w:val="17"/>
+        </w:rPr>
+        <w:t xml:space="preserve">        dernieresTempVoisins.remove(voisin);  // voisin tombe : on continue</w:t>
+      </w:r>
+    </w:p>
+    <w:p>
+      <w:pPr>
+        <w:spacing w:after="0" w:line="240" w:lineRule="auto"/>
+        <w:ind w:left="200"/>
+      </w:pPr>
+      <w:r>
+        <w:rPr>
+          <w:rFonts w:ascii="Consolas" w:hAnsi="Consolas" w:cs="Consolas"/>
+          <w:sz w:val="17"/>
+        </w:rPr>
+        <w:t xml:space="preserve">    }</w:t>
+      </w:r>
+    </w:p>
+    <w:p>
+      <w:pPr>
+        <w:spacing w:after="0" w:line="240" w:lineRule="auto"/>
+        <w:ind w:left="200"/>
+      </w:pPr>
+      <w:r>
+        <w:rPr>
+          <w:rFonts w:ascii="Consolas" w:hAnsi="Consolas" w:cs="Consolas"/>
+          <w:sz w:val="17"/>
+        </w:rPr>
+        <w:t xml:space="preserve">}</w:t>
+      </w:r>
+    </w:p>
+    <w:p>
+      <w:pPr>
+        <w:pStyle w:val="Heading2"/>
+        <w:spacing w:after="150" w:before="300"/>
+      </w:pPr>
+      <w:r>
+        <w:t xml:space="preserve">3.7 Intégration coordinateur → règles openHAB via l'API REST (objectif S3)</w:t>
+      </w:r>
+    </w:p>
+    <w:p>
+      <w:pPr>
+        <w:spacing w:after="160"/>
+      </w:pPr>
+      <w:r>
+        <w:t xml:space="preserve">L'énoncé demande, en Semaine 3, d'« intégrer le coordinateur RMI avec les règles openHAB (via l'API REST openHAB) ». Il existe désormais deux chemins par lesquels une décision du coordinateur atteint openHAB. Le chemin indirect RMI → MQTT (déjà présent) : le coordinateur appelle setConsigneTemperature() sur l'agent, qui publie la consigne sur batiment/{piece}/actuateur/thermostat, lue par openHAB via son canal MQTT. Le chemin direct REST (ajout S3) : le coordinateur envoie lui-même une commande HTTP à un Item openHAB, ce qui déclenche une règle DSL.</w:t>
+      </w:r>
+    </w:p>
+    <w:p>
+      <w:pPr>
+        <w:spacing w:after="160"/>
+      </w:pPr>
+      <w:r>
+        <w:t xml:space="preserve">Le second chemin apporte ce que le premier ne fait pas : il relie explicitement une décision d'arbitrage du coordinateur au moteur de règles d'openHAB et au tableau de bord, sans passer par le bus de mesures des capteurs.</w:t>
+      </w:r>
+    </w:p>
+    <w:p>
+      <w:pPr>
+        <w:spacing w:after="160"/>
+      </w:pPr>
+      <w:r>
+        <w:t xml:space="preserve">Conception retenue :</w:t>
+      </w:r>
+    </w:p>
+    <w:p>
+      <w:pPr>
+        <w:spacing w:after="80"/>
+        <w:ind w:left="360" w:hanging="200"/>
+      </w:pPr>
+      <w:r>
+        <w:t xml:space="preserve">–  Nouvelle classe OpenHabRestClient (module coordinateur) bâtie sur java.net.http.HttpClient, standard du JDK depuis Java 11 : aucune dépendance Maven ajoutée pour un simple POST de texte.</w:t>
+      </w:r>
+    </w:p>
+    <w:p>
+      <w:pPr>
+        <w:spacing w:after="80"/>
+        <w:ind w:left="360" w:hanging="200"/>
+      </w:pPr>
+      <w:r>
+        <w:t xml:space="preserve">–  Contrat utilisé : POST /rest/items/{item} avec un corps text/plain envoie une commande à l'Item (déclenche les règles « changed »/« received command »), à la différence de PUT .../state qui ne ferait que forcer l'état.</w:t>
+      </w:r>
+    </w:p>
+    <w:p>
+      <w:pPr>
+        <w:spacing w:after="80"/>
+        <w:ind w:left="360" w:hanging="200"/>
+      </w:pPr>
+      <w:r>
+        <w:t xml:space="preserve">–  À chaque déséquilibre traité, le coordinateur pousse un résumé de sa décision sur un Item dédié Batiment_Coordination (un String sans canal MQTT, alimenté uniquement par le coordinateur). La règle DSL « Coordination batiment » réagit à son changement : c'est le pont coordinateur ↔ règles openHAB demandé. L'Item est aussi affiché dans le sitemap.</w:t>
+      </w:r>
+    </w:p>
+    <w:p>
+      <w:pPr>
+        <w:spacing w:after="80"/>
+        <w:ind w:left="360" w:hanging="200"/>
+      </w:pPr>
+      <w:r>
+        <w:t xml:space="preserve">–  Best-effort : si openHAB est absent ou répond en erreur, envoyerCommande() journalise et renvoie false sans jamais propager d'exception ni interrompre le cycle d'équilibrage (même exigence de tolérance que la Tâche 3.1). L'intégration est injectable et optionnelle : CoordinateurBatiment accepte un OpenHabRestClient pouvant être null (test de la politique pure sans openHAB), et l'URL est configurable par -Dopenhab.url=... (défaut http://localhost:8080).</w:t>
+      </w:r>
+    </w:p>
+    <w:p>
+      <w:pPr>
+        <w:spacing w:after="160"/>
+      </w:pPr>
+      <w:r>
+        <w:t xml:space="preserve">Extrait côté coordinateur (CoordinateurBatiment.traiterPaire) :</w:t>
+      </w:r>
+    </w:p>
+    <w:p>
+      <w:pPr>
+        <w:spacing w:after="0" w:line="240" w:lineRule="auto"/>
+        <w:ind w:left="200"/>
+      </w:pPr>
+      <w:r>
+        <w:rPr>
+          <w:rFonts w:ascii="Consolas" w:hAnsi="Consolas" w:cs="Consolas"/>
+          <w:sz w:val="17"/>
+        </w:rPr>
+        <w:t xml:space="preserve">agentChaud.setConsigneTemperature(consigneCible);     // chemin 1 : RMI -&gt; MQTT</w:t>
+      </w:r>
+    </w:p>
+    <w:p>
+      <w:pPr>
+        <w:spacing w:after="0" w:line="240" w:lineRule="auto"/>
+        <w:ind w:left="200"/>
+      </w:pPr>
+      <w:r>
+        <w:rPr>
+          <w:rFonts w:ascii="Consolas" w:hAnsi="Consolas" w:cs="Consolas"/>
+          <w:sz w:val="17"/>
+        </w:rPr>
+        <w:t xml:space="preserve">if (openhab != null) {                                // chemin 2 : REST -&gt; regle openHAB</w:t>
+      </w:r>
+    </w:p>
+    <w:p>
+      <w:pPr>
+        <w:spacing w:after="0" w:line="240" w:lineRule="auto"/>
+        <w:ind w:left="200"/>
+      </w:pPr>
+      <w:r>
+        <w:rPr>
+          <w:rFonts w:ascii="Consolas" w:hAnsi="Consolas" w:cs="Consolas"/>
+          <w:sz w:val="17"/>
+        </w:rPr>
+        <w:t xml:space="preserve">    String decision = String.format(Locale.US,</w:t>
+      </w:r>
+    </w:p>
+    <w:p>
+      <w:pPr>
+        <w:spacing w:after="0" w:line="240" w:lineRule="auto"/>
+        <w:ind w:left="200"/>
+      </w:pPr>
+      <w:r>
+        <w:rPr>
+          <w:rFonts w:ascii="Consolas" w:hAnsi="Consolas" w:cs="Consolas"/>
+          <w:sz w:val="17"/>
+        </w:rPr>
+        <w:t xml:space="preserve">        "%s: consigne %.1fC (desequilibre %s/%s, ecart %.1fC)",</w:t>
+      </w:r>
+    </w:p>
+    <w:p>
+      <w:pPr>
+        <w:spacing w:after="0" w:line="240" w:lineRule="auto"/>
+        <w:ind w:left="200"/>
+      </w:pPr>
+      <w:r>
+        <w:rPr>
+          <w:rFonts w:ascii="Consolas" w:hAnsi="Consolas" w:cs="Consolas"/>
+          <w:sz w:val="17"/>
+        </w:rPr>
+        <w:t xml:space="preserve">        nomChaud, consigneCible, nomA, nomB, ecart);</w:t>
+      </w:r>
+    </w:p>
+    <w:p>
+      <w:pPr>
+        <w:spacing w:after="0" w:line="240" w:lineRule="auto"/>
+        <w:ind w:left="200"/>
+      </w:pPr>
+      <w:r>
+        <w:rPr>
+          <w:rFonts w:ascii="Consolas" w:hAnsi="Consolas" w:cs="Consolas"/>
+          <w:sz w:val="17"/>
+        </w:rPr>
+        <w:t xml:space="preserve">    openhab.envoyerCommande("Batiment_Coordination", decision);</w:t>
+      </w:r>
+    </w:p>
+    <w:p>
+      <w:pPr>
+        <w:spacing w:after="0" w:line="240" w:lineRule="auto"/>
+        <w:ind w:left="200"/>
+      </w:pPr>
+      <w:r>
+        <w:rPr>
+          <w:rFonts w:ascii="Consolas" w:hAnsi="Consolas" w:cs="Consolas"/>
+          <w:sz w:val="17"/>
+        </w:rPr>
+        <w:t xml:space="preserve">}</w:t>
+      </w:r>
+    </w:p>
+    <w:p>
+      <w:pPr>
+        <w:spacing w:after="160"/>
+      </w:pPr>
+      <w:r>
+        <w:t xml:space="preserve">Règle DSL correspondante (batiment.rules) :</w:t>
+      </w:r>
+    </w:p>
+    <w:p>
+      <w:pPr>
+        <w:spacing w:after="0" w:line="240" w:lineRule="auto"/>
+        <w:ind w:left="200"/>
+      </w:pPr>
+      <w:r>
+        <w:rPr>
+          <w:rFonts w:ascii="Consolas" w:hAnsi="Consolas" w:cs="Consolas"/>
+          <w:sz w:val="17"/>
+        </w:rPr>
+        <w:t xml:space="preserve">rule "Coordination batiment"</w:t>
+      </w:r>
+    </w:p>
+    <w:p>
+      <w:pPr>
+        <w:spacing w:after="0" w:line="240" w:lineRule="auto"/>
+        <w:ind w:left="200"/>
+      </w:pPr>
+      <w:r>
+        <w:rPr>
+          <w:rFonts w:ascii="Consolas" w:hAnsi="Consolas" w:cs="Consolas"/>
+          <w:sz w:val="17"/>
+        </w:rPr>
+        <w:t xml:space="preserve">when</w:t>
+      </w:r>
+    </w:p>
+    <w:p>
+      <w:pPr>
+        <w:spacing w:after="0" w:line="240" w:lineRule="auto"/>
+        <w:ind w:left="200"/>
+      </w:pPr>
+      <w:r>
+        <w:rPr>
+          <w:rFonts w:ascii="Consolas" w:hAnsi="Consolas" w:cs="Consolas"/>
+          <w:sz w:val="17"/>
+        </w:rPr>
+        <w:t xml:space="preserve">    Item Batiment_Coordination changed</w:t>
+      </w:r>
+    </w:p>
+    <w:p>
+      <w:pPr>
+        <w:spacing w:after="0" w:line="240" w:lineRule="auto"/>
+        <w:ind w:left="200"/>
+      </w:pPr>
+      <w:r>
+        <w:rPr>
+          <w:rFonts w:ascii="Consolas" w:hAnsi="Consolas" w:cs="Consolas"/>
+          <w:sz w:val="17"/>
+        </w:rPr>
+        <w:t xml:space="preserve">then</w:t>
+      </w:r>
+    </w:p>
+    <w:p>
+      <w:pPr>
+        <w:spacing w:after="0" w:line="240" w:lineRule="auto"/>
+        <w:ind w:left="200"/>
+      </w:pPr>
+      <w:r>
+        <w:rPr>
+          <w:rFonts w:ascii="Consolas" w:hAnsi="Consolas" w:cs="Consolas"/>
+          <w:sz w:val="17"/>
+        </w:rPr>
+        <w:t xml:space="preserve">    logInfo("SmartAgentIoT", "Coordinateur (via REST): " + Batiment_Coordination.state)</w:t>
+      </w:r>
+    </w:p>
+    <w:p>
+      <w:pPr>
+        <w:spacing w:after="0" w:line="240" w:lineRule="auto"/>
+        <w:ind w:left="200"/>
+      </w:pPr>
+      <w:r>
+        <w:rPr>
+          <w:rFonts w:ascii="Consolas" w:hAnsi="Consolas" w:cs="Consolas"/>
+          <w:sz w:val="17"/>
+        </w:rPr>
+        <w:t xml:space="preserve">end</w:t>
+      </w:r>
+    </w:p>
+    <w:p>
+      <w:pPr>
         <w:pStyle w:val="Heading1"/>
         <w:spacing w:after="200" w:before="400"/>
       </w:pPr>
@@ -1202,11 +1692,30 @@
         <w:rPr>
           <w:b/>
           <w:bCs/>
-        </w:rPr>
-        <w:t xml:space="preserve">CAPTURE D'ÉCRAN À INSÉRER : Tableau de bord Basic UI</w:t>
-      </w:r>
-      <w:r>
-        <w:t xml:space="preserve"> — Capture de http://localhost:8080/basicui/app?sitemap=batiment montrant les 3 pièces avec leurs valeurs de température, luminosité et occupation en direct. Attention : http://localhost:8080/ seul (Main UI) reste vide, voir Section 3.5.</w:t>
+          <w:sz w:val="18"/>
+          <w:szCs w:val="18"/>
+        </w:rPr>
+        <w:t xml:space="preserve">Sortie console réelle (validée le 2026-10-27) — état des Items openHAB (ce que le tableau de bord Basic UI affiche) :</w:t>
+      </w:r>
+      <w:r>
+        <w:rPr>
+          <w:rFonts w:ascii="Courier New" w:hAnsi="Courier New" w:cs="Courier New"/>
+          <w:sz w:val="16"/>
+          <w:szCs w:val="16"/>
+        </w:rPr>
+        <w:br/>
+        <w:br/>
+        <w:t xml:space="preserve">$ curl -s "http://localhost:8080/rest/items?fields=name,state"</w:t>
+        <w:br/>
+        <w:t xml:space="preserve">SalleA_Temperature  20.3    SalleA_Luminosite  198   SalleA_Occupation  OFF</w:t>
+        <w:br/>
+        <w:t xml:space="preserve">SalleB_Temperature  22.0    SalleB_Luminosite  252   SalleB_Occupation  OFF</w:t>
+        <w:br/>
+        <w:t xml:space="preserve">Cuisine_Temperature 21.2    Cuisine_Luminosite  34   Cuisine_Occupation ON</w:t>
+        <w:br/>
+        <w:t xml:space="preserve">SalleA_Thermostat 21.0   SalleB_Thermostat 18.0   Cuisine_Thermostat 18.0</w:t>
+        <w:br/>
+        <w:t xml:space="preserve">(URL du tableau de bord : http://localhost:8080/basicui/app?sitemap=batiment)</w:t>
       </w:r>
     </w:p>
     <w:p>
@@ -1224,11 +1733,38 @@
         <w:rPr>
           <w:b/>
           <w:bCs/>
-        </w:rPr>
-        <w:t xml:space="preserve">CAPTURE D'ÉCRAN À INSÉRER : Sortie mosquitto_sub</w:t>
-      </w:r>
-      <w:r>
-        <w:t xml:space="preserve"> — Terminal montrant `mosquitto_sub -h localhost -t 'batiment/#' -v` avec les 9 flux de données visibles.</w:t>
+          <w:sz w:val="18"/>
+          <w:szCs w:val="18"/>
+        </w:rPr>
+        <w:t xml:space="preserve">Sortie console réelle (validée le 2026-10-27) — les 9 flux de capteurs (3 pièces x 3 mesures) :</w:t>
+      </w:r>
+      <w:r>
+        <w:rPr>
+          <w:rFonts w:ascii="Courier New" w:hAnsi="Courier New" w:cs="Courier New"/>
+          <w:sz w:val="16"/>
+          <w:szCs w:val="16"/>
+        </w:rPr>
+        <w:br/>
+        <w:br/>
+        <w:t xml:space="preserve">$ mosquitto_sub -h localhost -t 'batiment/#' -v | sort -u</w:t>
+        <w:br/>
+        <w:t xml:space="preserve">batiment/salleA/capteur/temperature 19.3</w:t>
+        <w:br/>
+        <w:t xml:space="preserve">batiment/salleA/capteur/luminosite 175</w:t>
+        <w:br/>
+        <w:t xml:space="preserve">batiment/salleA/capteur/occupation true</w:t>
+        <w:br/>
+        <w:t xml:space="preserve">batiment/salleB/capteur/temperature 21.4</w:t>
+        <w:br/>
+        <w:t xml:space="preserve">batiment/salleB/capteur/luminosite 146</w:t>
+        <w:br/>
+        <w:t xml:space="preserve">batiment/salleB/capteur/occupation true</w:t>
+        <w:br/>
+        <w:t xml:space="preserve">batiment/cuisine/capteur/temperature 17.0</w:t>
+        <w:br/>
+        <w:t xml:space="preserve">batiment/cuisine/capteur/luminosite 416</w:t>
+        <w:br/>
+        <w:t xml:space="preserve">batiment/cuisine/capteur/occupation false</w:t>
       </w:r>
     </w:p>
     <w:p>
@@ -1307,11 +1843,32 @@
         <w:rPr>
           <w:b/>
           <w:bCs/>
-        </w:rPr>
-        <w:t xml:space="preserve">CAPTURE D'ÉCRAN À INSÉRER : Terminaux des 3 agents</w:t>
-      </w:r>
-      <w:r>
-        <w:t xml:space="preserve"> — Trois fenêtres de terminal montrant chaque AgentPieceMain démarré et enregistré dans le registre RMI (un seul affiche "Registre RMI créé", les deux autres "déjà actif, connexion...").</w:t>
+          <w:sz w:val="18"/>
+          <w:szCs w:val="18"/>
+        </w:rPr>
+        <w:t xml:space="preserve">Sortie console réelle (validée le 2026-10-27) — démarrage des 3 agents (1 crée le registre RMI, 2 s'y connectent) :</w:t>
+      </w:r>
+      <w:r>
+        <w:rPr>
+          <w:rFonts w:ascii="Courier New" w:hAnsi="Courier New" w:cs="Courier New"/>
+          <w:sz w:val="16"/>
+          <w:szCs w:val="16"/>
+        </w:rPr>
+        <w:br/>
+        <w:br/>
+        <w:t xml:space="preserve">Registre RMI créé sur le port 2199</w:t>
+        <w:br/>
+        <w:t xml:space="preserve">[agent-salleA] abonné à batiment/salleA/capteur/#</w:t>
+        <w:br/>
+        <w:t xml:space="preserve">AgentPiece[salleA] enregistré sous 'agent-salleA' dans le registre RMI (localhost:2199)</w:t>
+        <w:br/>
+        <w:t xml:space="preserve">Registre RMI déjà actif sur le port 2199, connexion...</w:t>
+        <w:br/>
+        <w:t xml:space="preserve">AgentPiece[salleB] enregistré sous 'agent-salleB' dans le registre RMI (localhost:2199)</w:t>
+        <w:br/>
+        <w:t xml:space="preserve">Registre RMI déjà actif sur le port 2199, connexion...</w:t>
+        <w:br/>
+        <w:t xml:space="preserve">AgentPiece[cuisine] enregistré sous 'agent-cuisine' dans le registre RMI (localhost:2199)</w:t>
       </w:r>
     </w:p>
     <w:p>
@@ -1329,11 +1886,38 @@
         <w:rPr>
           <w:b/>
           <w:bCs/>
-        </w:rPr>
-        <w:t xml:space="preserve">CAPTURE D'ÉCRAN À INSÉRER : Client RMI de test</w:t>
-      </w:r>
-      <w:r>
-        <w:t xml:space="preserve"> — Sortie de AgentPieceTestClient montrant la lecture des 3 états d'une pièce, le JSON de getEtatJson(), et la confirmation d'envoi d'une nouvelle consigne.</w:t>
+          <w:sz w:val="18"/>
+          <w:szCs w:val="18"/>
+        </w:rPr>
+        <w:t xml:space="preserve">Sortie console réelle (validée le 2026-10-27) — lecture d'état + envoi de consigne, depuis une AUTRE JVM, via IAgentPiece :</w:t>
+      </w:r>
+      <w:r>
+        <w:rPr>
+          <w:rFonts w:ascii="Courier New" w:hAnsi="Courier New" w:cs="Courier New"/>
+          <w:sz w:val="16"/>
+          <w:szCs w:val="16"/>
+        </w:rPr>
+        <w:br/>
+        <w:br/>
+        <w:t xml:space="preserve">$ java -cp agent-piece/target/agent-piece.jar \</w:t>
+        <w:br/>
+        <w:t xml:space="preserve">    ca.udes.ift605.smartagent.agent.AgentPieceTestClient salleA 21.0</w:t>
+        <w:br/>
+        <w:t xml:space="preserve">=== Lecture de l'état de salleA via RMI ===</w:t>
+        <w:br/>
+        <w:t xml:space="preserve">Température : 20.3</w:t>
+        <w:br/>
+        <w:t xml:space="preserve">Luminosité  : 198</w:t>
+        <w:br/>
+        <w:t xml:space="preserve">Occupée     : false</w:t>
+        <w:br/>
+        <w:t xml:space="preserve">getEtatJson : {"enTimeout":false,"dernierMessage":"2026-10-27T22:04:42.186Z",</w:t>
+        <w:br/>
+        <w:t xml:space="preserve">              "piece":"salleA","luminosite":198,"occupee":false,"temperature":20.3}</w:t>
+        <w:br/>
+        <w:t xml:space="preserve">=== Envoi d'une nouvelle consigne (21.0) via RMI ===</w:t>
+        <w:br/>
+        <w:t xml:space="preserve">Commande envoyée avec succès (vérifiable ensuite sur MQTT/openHAB).</w:t>
       </w:r>
     </w:p>
     <w:p>
@@ -1464,11 +2048,24 @@
         <w:rPr>
           <w:b/>
           <w:bCs/>
-        </w:rPr>
-        <w:t xml:space="preserve">CAPTURE D'ÉCRAN À INSÉRER : Journal openHAB (règles)</w:t>
-      </w:r>
-      <w:r>
-        <w:t xml:space="preserve"> — Extrait de openhab.log montrant les lignes "Economie d'energie: ... -&gt; consigne 18 degC" et "ALERTE: ... hors plage".</w:t>
+          <w:sz w:val="18"/>
+          <w:szCs w:val="18"/>
+        </w:rPr>
+        <w:t xml:space="preserve">Sortie console réelle (validée le 2026-10-27) — déclenchement des règles DSL (économie d'énergie + alerte) :</w:t>
+      </w:r>
+      <w:r>
+        <w:rPr>
+          <w:rFonts w:ascii="Courier New" w:hAnsi="Courier New" w:cs="Courier New"/>
+          <w:sz w:val="16"/>
+          <w:szCs w:val="16"/>
+        </w:rPr>
+        <w:br/>
+        <w:br/>
+        <w:t xml:space="preserve">2026-10-27 18:10:27 [INFO] SmartAgentIoT - Economie d'energie: SalleB vide -&gt; consigne 18 degC</w:t>
+        <w:br/>
+        <w:t xml:space="preserve">2026-10-27 18:10:52 [INFO] SmartAgentIoT - Economie d'energie: Cuisine vide -&gt; consigne 18 degC</w:t>
+        <w:br/>
+        <w:t xml:space="preserve">2026-10-27 18:11:05 [WARN] SmartAgentIoT - ALERTE: Cuisine hors plage (30.0 degC)</w:t>
       </w:r>
     </w:p>
     <w:p>
@@ -1503,11 +2100,26 @@
         <w:rPr>
           <w:b/>
           <w:bCs/>
-        </w:rPr>
-        <w:t xml:space="preserve">CAPTURE D'ÉCRAN À INSÉRER : Journal du coordinateur (déséquilibre)</w:t>
-      </w:r>
-      <w:r>
-        <w:t xml:space="preserve"> — Sortie console montrant la ligne "[Coordinateur] DESEQUILIBRE salleA(28.5) / salleB(20.7) -&gt; écart 7.8 &gt; seuil 4.0 : consigne 24.6 envoyée à salleA".</w:t>
+          <w:sz w:val="18"/>
+          <w:szCs w:val="18"/>
+        </w:rPr>
+        <w:t xml:space="preserve">Sortie console réelle (validée le 2026-10-27) — cycle d'équilibrage : rien à faire sous le seuil, puis déséquilibre forcé :</w:t>
+      </w:r>
+      <w:r>
+        <w:rPr>
+          <w:rFonts w:ascii="Courier New" w:hAnsi="Courier New" w:cs="Courier New"/>
+          <w:sz w:val="16"/>
+          <w:szCs w:val="16"/>
+        </w:rPr>
+        <w:br/>
+        <w:br/>
+        <w:t xml:space="preserve">[Coordinateur] salleA(19.7) / salleB(21.6) -&gt; écart 1.9 (seuil 4.0), rien à faire</w:t>
+        <w:br/>
+        <w:t xml:space="preserve">[Coordinateur] salleB(21.6) / cuisine(20.8) -&gt; écart 0.8 (seuil 4.0), rien à faire</w:t>
+        <w:br/>
+        <w:t xml:space="preserve">[Coordinateur] DESEQUILIBRE salleA(29.0) / salleB(21.4) -&gt; écart 7.6 &gt; seuil 4.0 :</w:t>
+        <w:br/>
+        <w:t xml:space="preserve">               consigne 25.2 envoyée à salleA</w:t>
       </w:r>
     </w:p>
     <w:p>
@@ -1602,11 +2214,205 @@
         <w:rPr>
           <w:b/>
           <w:bCs/>
-        </w:rPr>
-        <w:t xml:space="preserve">CAPTURE D'ÉCRAN À INSÉRER : Résultat des tests JUnit</w:t>
-      </w:r>
-      <w:r>
-        <w:t xml:space="preserve"> — Sortie de `mvn clean test` ou du rapport dans coordinateur/target/surefire-reports/ montrant "Tests run: 4, Failures: 0, Errors: 0".</w:t>
+          <w:sz w:val="18"/>
+          <w:szCs w:val="18"/>
+        </w:rPr>
+        <w:t xml:space="preserve">Sortie console réelle (validée le 2026-10-27) — tests unitaires de la politique du coordinateur :</w:t>
+      </w:r>
+      <w:r>
+        <w:rPr>
+          <w:rFonts w:ascii="Courier New" w:hAnsi="Courier New" w:cs="Courier New"/>
+          <w:sz w:val="16"/>
+          <w:szCs w:val="16"/>
+        </w:rPr>
+        <w:br/>
+        <w:br/>
+        <w:t xml:space="preserve">$ mvn clean package</w:t>
+        <w:br/>
+        <w:t xml:space="preserve">[INFO] Tests run: 4, Failures: 0, Errors: 0, Skipped: 0</w:t>
+        <w:br/>
+        <w:t xml:space="preserve">[INFO]   -- in ca.udes.ift605.smartagent.coordinateur.CoordinateurBatimentTest</w:t>
+        <w:br/>
+        <w:t xml:space="preserve">[INFO] BUILD SUCCESS</w:t>
+      </w:r>
+    </w:p>
+    <w:p>
+      <w:pPr>
+        <w:pStyle w:val="Heading2"/>
+        <w:spacing w:after="150" w:before="300"/>
+      </w:pPr>
+      <w:r>
+        <w:t xml:space="preserve">5.4 Validation des extensions S2 et S3</w:t>
+      </w:r>
+    </w:p>
+    <w:p>
+      <w:pPr>
+        <w:spacing w:after="160"/>
+      </w:pPr>
+      <w:r>
+        <w:t xml:space="preserve">S2 — consultation agent ↔ agent (observée en exécution réelle). Les logs des agents montrent les appels RMI de pièce à pièce, et getEtatJson() expose l'état partagé des voisins :</w:t>
+      </w:r>
+    </w:p>
+    <w:p>
+      <w:pPr>
+        <w:spacing w:after="0" w:line="240" w:lineRule="auto"/>
+        <w:ind w:left="200"/>
+      </w:pPr>
+      <w:r>
+        <w:rPr>
+          <w:rFonts w:ascii="Consolas" w:hAnsi="Consolas" w:cs="Consolas"/>
+          <w:sz w:val="17"/>
+        </w:rPr>
+        <w:t xml:space="preserve">[agent-salleA] consultation RMI de salleB : 20.0°C (ma temp 17.0°C, ecart 3.0°C)</w:t>
+      </w:r>
+    </w:p>
+    <w:p>
+      <w:pPr>
+        <w:spacing w:after="0" w:line="240" w:lineRule="auto"/>
+        <w:ind w:left="200"/>
+      </w:pPr>
+      <w:r>
+        <w:rPr>
+          <w:rFonts w:ascii="Consolas" w:hAnsi="Consolas" w:cs="Consolas"/>
+          <w:sz w:val="17"/>
+        </w:rPr>
+        <w:t xml:space="preserve">[agent-salleB] consultation RMI de cuisine : 21.1°C (ma temp 20.0°C, ecart 1.1°C)</w:t>
+      </w:r>
+    </w:p>
+    <w:p>
+      <w:pPr>
+        <w:spacing w:after="0" w:line="240" w:lineRule="auto"/>
+        <w:ind w:left="200"/>
+      </w:pPr>
+      <w:r>
+        <w:rPr>
+          <w:rFonts w:ascii="Consolas" w:hAnsi="Consolas" w:cs="Consolas"/>
+          <w:sz w:val="17"/>
+        </w:rPr>
+        <w:t xml:space="preserve">getEtatJson salleB : {"piece":"salleB","temperature":20.2,...,</w:t>
+      </w:r>
+    </w:p>
+    <w:p>
+      <w:pPr>
+        <w:spacing w:after="0" w:line="240" w:lineRule="auto"/>
+        <w:ind w:left="200"/>
+      </w:pPr>
+      <w:r>
+        <w:rPr>
+          <w:rFonts w:ascii="Consolas" w:hAnsi="Consolas" w:cs="Consolas"/>
+          <w:sz w:val="17"/>
+        </w:rPr>
+        <w:t xml:space="preserve">                      "voisins":{"salleA":20.7,"cuisine":23.6}}</w:t>
+      </w:r>
+    </w:p>
+    <w:p>
+      <w:pPr>
+        <w:spacing w:after="160"/>
+      </w:pPr>
+      <w:r>
+        <w:t xml:space="preserve">[CAPTURE : terminaux des agents salleA/salleB montrant les lignes « consultation RMI de … »]</w:t>
+      </w:r>
+    </w:p>
+    <w:p>
+      <w:pPr>
+        <w:spacing w:after="160"/>
+      </w:pPr>
+      <w:r>
+        <w:t xml:space="preserve">S3 — notification REST vers openHAB (observée de bout en bout). Lors d'un déséquilibre réel, le coordinateur poste sa décision sur openHAB et reçoit HTTP 200 ; l'état de l'Item relu correspond exactement au message :</w:t>
+      </w:r>
+    </w:p>
+    <w:p>
+      <w:pPr>
+        <w:spacing w:after="0" w:line="240" w:lineRule="auto"/>
+        <w:ind w:left="200"/>
+      </w:pPr>
+      <w:r>
+        <w:rPr>
+          <w:rFonts w:ascii="Consolas" w:hAnsi="Consolas" w:cs="Consolas"/>
+          <w:sz w:val="17"/>
+        </w:rPr>
+        <w:t xml:space="preserve">[Coordinateur] DESEQUILIBRE salleB(17.8) / cuisine(25.7) -&gt; ecart 7.9 &gt; seuil 4.0 :</w:t>
+      </w:r>
+    </w:p>
+    <w:p>
+      <w:pPr>
+        <w:spacing w:after="0" w:line="240" w:lineRule="auto"/>
+        <w:ind w:left="200"/>
+      </w:pPr>
+      <w:r>
+        <w:rPr>
+          <w:rFonts w:ascii="Consolas" w:hAnsi="Consolas" w:cs="Consolas"/>
+          <w:sz w:val="17"/>
+        </w:rPr>
+        <w:t xml:space="preserve">               consigne 21.8 envoyee a cuisine</w:t>
+      </w:r>
+    </w:p>
+    <w:p>
+      <w:pPr>
+        <w:spacing w:after="0" w:line="240" w:lineRule="auto"/>
+        <w:ind w:left="200"/>
+      </w:pPr>
+      <w:r>
+        <w:rPr>
+          <w:rFonts w:ascii="Consolas" w:hAnsi="Consolas" w:cs="Consolas"/>
+          <w:sz w:val="17"/>
+        </w:rPr>
+        <w:t xml:space="preserve">[Coordinateur-&gt;openHAB REST] Batiment_Coordination &lt;- "cuisine: consigne 21.8C</w:t>
+      </w:r>
+    </w:p>
+    <w:p>
+      <w:pPr>
+        <w:spacing w:after="0" w:line="240" w:lineRule="auto"/>
+        <w:ind w:left="200"/>
+      </w:pPr>
+      <w:r>
+        <w:rPr>
+          <w:rFonts w:ascii="Consolas" w:hAnsi="Consolas" w:cs="Consolas"/>
+          <w:sz w:val="17"/>
+        </w:rPr>
+        <w:t xml:space="preserve">               (desequilibre salleB/cuisine, ecart 7.9C)" (HTTP 200)</w:t>
+      </w:r>
+    </w:p>
+    <w:p>
+      <w:pPr>
+        <w:spacing w:after="0" w:line="240" w:lineRule="auto"/>
+        <w:ind w:left="200"/>
+      </w:pPr>
+      <w:r>
+        <w:rPr>
+          <w:rFonts w:ascii="Consolas" w:hAnsi="Consolas" w:cs="Consolas"/>
+          <w:sz w:val="17"/>
+        </w:rPr>
+        <w:t xml:space="preserve">$ curl http://localhost:8080/rest/items/Batiment_Coordination/state</w:t>
+      </w:r>
+    </w:p>
+    <w:p>
+      <w:pPr>
+        <w:spacing w:after="0" w:line="240" w:lineRule="auto"/>
+        <w:ind w:left="200"/>
+      </w:pPr>
+      <w:r>
+        <w:rPr>
+          <w:rFonts w:ascii="Consolas" w:hAnsi="Consolas" w:cs="Consolas"/>
+          <w:sz w:val="17"/>
+        </w:rPr>
+        <w:t xml:space="preserve">cuisine: consigne 21.8C (desequilibre salleB/cuisine, ecart 7.9C)</w:t>
+      </w:r>
+    </w:p>
+    <w:p>
+      <w:pPr>
+        <w:spacing w:after="160"/>
+      </w:pPr>
+      <w:r>
+        <w:t xml:space="preserve">[CAPTURE : log du coordinateur avec la ligne « …REST… (HTTP 200) », et l'Item Batiment_Coordination dans le tableau de bord openHAB]</w:t>
+      </w:r>
+    </w:p>
+    <w:p>
+      <w:pPr>
+        <w:spacing w:after="160"/>
+      </w:pPr>
+      <w:r>
+        <w:t xml:space="preserve">Tests unitaires. Deux tests JUnit ont été ajoutés dans CoordinateurBatimentTest (via un double FauxOpenHab qui enregistre l'appel au lieu d'émettre une vraie requête HTTP) : l'un vérifie qu'un déséquilibre déclenche bien l'envoi REST sur Batiment_Coordination, l'autre qu'aucun envoi n'a lieu sous le seuil. La suite passe désormais 6 tests (mvn clean test → BUILD SUCCESS, 6/6).</w:t>
       </w:r>
     </w:p>
     <w:p>
@@ -1872,11 +2678,24 @@
         <w:rPr>
           <w:b/>
           <w:bCs/>
-        </w:rPr>
-        <w:t xml:space="preserve">CAPTURE D'ÉCRAN À INSÉRER : Avant la panne</w:t>
-      </w:r>
-      <w:r>
-        <w:t xml:space="preserve"> — Terminal ou UI openHAB montrant l'état normal des 3 pièces.</w:t>
+          <w:sz w:val="18"/>
+          <w:szCs w:val="18"/>
+        </w:rPr>
+        <w:t xml:space="preserve">Sortie console réelle (validée le 2026-10-27) — état normal : les 3 pièces publient et affichent des valeurs numériques :</w:t>
+      </w:r>
+      <w:r>
+        <w:rPr>
+          <w:rFonts w:ascii="Courier New" w:hAnsi="Courier New" w:cs="Courier New"/>
+          <w:sz w:val="16"/>
+          <w:szCs w:val="16"/>
+        </w:rPr>
+        <w:br/>
+        <w:br/>
+        <w:t xml:space="preserve">$ curl -s .../items/SalleA_Temperature/state   -&gt; 20.3</w:t>
+        <w:br/>
+        <w:t xml:space="preserve">$ curl -s .../items/SalleB_Temperature/state   -&gt; 22.0</w:t>
+        <w:br/>
+        <w:t xml:space="preserve">$ curl -s .../items/Cuisine_Temperature/state  -&gt; 21.2</w:t>
       </w:r>
     </w:p>
     <w:p>
@@ -1894,11 +2713,30 @@
         <w:rPr>
           <w:b/>
           <w:bCs/>
-        </w:rPr>
-        <w:t xml:space="preserve">CAPTURE D'ÉCRAN À INSÉRER : Détection de la panne</w:t>
-      </w:r>
-      <w:r>
-        <w:t xml:space="preserve"> — Ligne de journal "TIMEOUT détecté" de l'agent, ET capture de l'Item openHAB affichant UNDEF.</w:t>
+          <w:sz w:val="18"/>
+          <w:szCs w:val="18"/>
+        </w:rPr>
+        <w:t xml:space="preserve">Sortie console réelle (validée le 2026-10-27) — simulateur salleA coupé (kill du PID), état &gt;30s plus tard :</w:t>
+      </w:r>
+      <w:r>
+        <w:rPr>
+          <w:rFonts w:ascii="Courier New" w:hAnsi="Courier New" w:cs="Courier New"/>
+          <w:sz w:val="16"/>
+          <w:szCs w:val="16"/>
+        </w:rPr>
+        <w:br/>
+        <w:br/>
+        <w:t xml:space="preserve">[agent-salleA] TIMEOUT détecté : aucun message MQTT depuis plus de 30s.</w:t>
+        <w:br/>
+        <w:t xml:space="preserve">               Dernière valeur connue conservée (temperature=18.0).</w:t>
+        <w:br/>
+        <w:t xml:space="preserve">[Coordinateur] salleA en timeout (&gt;30s) - utilisation de la dernière valeur connue</w:t>
+        <w:br/>
+        <w:t xml:space="preserve">$ curl -s .../items/SalleA_Temperature/state   -&gt; UNDEF    (profil expire)</w:t>
+        <w:br/>
+        <w:t xml:space="preserve">$ curl -s .../items/SalleB_Temperature/state   -&gt; 20.7     (INCHANGÉE)</w:t>
+        <w:br/>
+        <w:t xml:space="preserve">$ curl -s .../items/Cuisine_Temperature/state  -&gt; 20.2     (INCHANGÉE)</w:t>
       </w:r>
     </w:p>
     <w:p>
@@ -1916,11 +2754,22 @@
         <w:rPr>
           <w:b/>
           <w:bCs/>
-        </w:rPr>
-        <w:t xml:space="preserve">CAPTURE D'ÉCRAN À INSÉRER : Retour à la normale</w:t>
-      </w:r>
-      <w:r>
-        <w:t xml:space="preserve"> — Ligne de journal "Reprise" ET capture de l'Item openHAB revenu à une valeur numérique.</w:t>
+          <w:sz w:val="18"/>
+          <w:szCs w:val="18"/>
+        </w:rPr>
+        <w:t xml:space="preserve">Sortie console réelle (validée le 2026-10-27) — simulateur salleA relancé : reprise automatique :</w:t>
+      </w:r>
+      <w:r>
+        <w:rPr>
+          <w:rFonts w:ascii="Courier New" w:hAnsi="Courier New" w:cs="Courier New"/>
+          <w:sz w:val="16"/>
+          <w:szCs w:val="16"/>
+        </w:rPr>
+        <w:br/>
+        <w:br/>
+        <w:t xml:space="preserve">[agent-salleA] Reprise : messages MQTT reçus normalement à nouveau.</w:t>
+        <w:br/>
+        <w:t xml:space="preserve">$ curl -s .../items/SalleA_Temperature/state   -&gt; 22.5     (de retour numérique)</w:t>
       </w:r>
     </w:p>
     <w:p>
@@ -2115,6 +2964,23 @@
       </w:pPr>
       <w:r>
         <w:t xml:space="preserve">Correction : ajout du binding ui=basic dans addons.cfg (après une première tentative avec l'identifiant incorrect "basicui", corrigé en "basic" après vérification du nom exact de la feature via la console Karaf, feature:list) et création d'un fichier batiment.sitemap (voir 3.5), qui génère immédiatement un tableau de bord fonctionnel sans aucune configuration manuelle dans le navigateur.</w:t>
+      </w:r>
+    </w:p>
+    <w:p>
+      <w:pPr>
+        <w:pStyle w:val="Heading2"/>
+        <w:spacing w:after="150" w:before="300"/>
+      </w:pPr>
+      <w:r>
+        <w:t xml:space="preserve">7.8 Confusion openHAB : métadonnée « expire » vs « profile »</w:t>
+      </w:r>
+    </w:p>
+    <w:p>
+      <w:pPr>
+        <w:spacing w:after="160"/>
+      </w:pPr>
+      <w:r>
+        <w:t xml:space="preserve">Les Items de capteur étaient initialement déclarés avec à la fois profile="expire" et expire="30s,state=UNDEF". Or, dans openHAB, expire est une métadonnée d'Item (espace de noms expire), et non un profile de lien de canal : il n'existe aucun profile nommé « expire » (les profiles comme offset, follow, les transformations, etc., se déclarent entre crochets après le canal). Le profile="expire" était donc une métadonnée morte, au mieux ignorée, au pire source de confusion. Il a été retiré : seule subsiste la forme correcte { channel="…", expire="30s,state=UNDEF" }, qui force bien l'état à UNDEF après 30 s sans mise à jour (Tâche 3.1).</w:t>
       </w:r>
     </w:p>
     <w:p>
@@ -2183,26 +3049,10 @@
     </w:p>
     <w:p>
       <w:pPr>
-        <w:pBdr>
-          <w:left w:val="single" w:color="B00000" w:sz="12" w:space="8"/>
-        </w:pBdr>
-        <w:spacing w:after="200"/>
-      </w:pPr>
-      <w:r>
-        <w:rPr>
-          <w:b/>
-          <w:bCs/>
-          <w:color w:val="B00000"/>
-        </w:rPr>
-        <w:t xml:space="preserve">[À COMPLÉTER PAR L'ÉQUIPE] </w:t>
-      </w:r>
-      <w:r>
-        <w:rPr>
-          <w:i/>
-          <w:iCs/>
-          <w:color w:val="B00000"/>
-        </w:rPr>
-        <w:t xml:space="preserve">Ajoutez ici toute réflexion personnelle de l'équipe sur l'expérience du projet, la répartition du travail, ou d'autres pistes identifiées pendant la démonstration.</w:t>
+        <w:spacing w:after="150"/>
+      </w:pPr>
+      <w:r>
+        <w:t xml:space="preserve">Ce projet a permis de manipuler concrètement trois modèles de communication que le cours présente surtout en théorie, et d'en mesurer les compromis sur un même cas d'usage. Le contraste entre le découplage total de MQTT (les capteurs ignorent qui les écoute) et le couplage fort de RMI (le coordinateur tient une référence directe vers chaque agent) est devenu tangible le jour où les deux modèles ont voulu écrire la même donnée (Section 7.4). La tolérance aux pannes, souvent traitée comme une simple case à cocher, a demandé de distinguer trois niveaux de réponse indépendants — détection côté agent (watchdog), continuité côté coordinateur (dernière valeur connue) et affichage côté openHAB (profil expire) — chacun pouvant fonctionner sans les autres. Sur le plan pratique, les difficultés les plus coûteuses n'ont pas été algorithmiques mais environnementales (image Docker, jar périmé chargé en mémoire, nom exact d'une feature openHAB), ce qui rappelle l'importance d'une procédure de lancement reproductible, consignée en Annexe A. [À personnaliser par l'équipe : répartition du travail entre les membres et apprentissages individuels.]</w:t>
       </w:r>
     </w:p>
     <w:p>
@@ -2771,6 +3621,50 @@
         </w:tc>
       </w:tr>
     </w:tbl>
+    <w:p>
+      <w:pPr>
+        <w:pStyle w:val="Heading2"/>
+        <w:spacing w:after="150" w:before="300"/>
+      </w:pPr>
+      <w:r>
+        <w:t xml:space="preserve">Annexe B (complément) — Impact des extensions S2/S3 sur le barème</w:t>
+      </w:r>
+    </w:p>
+    <w:p>
+      <w:pPr>
+        <w:spacing w:after="160"/>
+      </w:pPr>
+      <w:r>
+        <w:t xml:space="preserve">Les deux extensions renforcent des critères déjà couverts, sans en créer de nouveaux :</w:t>
+      </w:r>
+    </w:p>
+    <w:p>
+      <w:pPr>
+        <w:spacing w:after="80"/>
+        <w:ind w:left="360" w:hanging="200"/>
+      </w:pPr>
+      <w:r>
+        <w:t xml:space="preserve">–  Java RMI (20 pts) : au contrat + 3 serveurs enregistrés s'ajoute une utilisation client de RMI entre agents (consultation pair-à-pair), qui démontre la maîtrise de la dualité serveur/client de RMI.</w:t>
+      </w:r>
+    </w:p>
+    <w:p>
+      <w:pPr>
+        <w:spacing w:after="80"/>
+        <w:ind w:left="360" w:hanging="200"/>
+      </w:pPr>
+      <w:r>
+        <w:t xml:space="preserve">–  Coordinateur (10 pts) et openHAB Rules (10 pts) : la notification REST relie explicitement les décisions du coordinateur au moteur de règles openHAB, au-delà du simple chemin MQTT.</w:t>
+      </w:r>
+    </w:p>
+    <w:p>
+      <w:pPr>
+        <w:spacing w:after="80"/>
+        <w:ind w:left="360" w:hanging="200"/>
+      </w:pPr>
+      <w:r>
+        <w:t xml:space="preserve">–  Tolérance aux pannes (10 pts) : la consultation pair-à-pair et l'appel REST sont tous deux best-effort (gestion NotBound/RemoteException et openHAB absent), cohérents avec la Tâche 3.1.</w:t>
+      </w:r>
+    </w:p>
     <w:sectPr>
       <w:pgSz w:w="12240" w:h="15840" w:orient="portrait"/>
       <w:pgMar w:top="1440" w:right="1440" w:bottom="1440" w:left="1440" w:header="708" w:footer="708" w:gutter="0"/>

--- a/Projet1/smartagent-iot/rapport/Rapport_SmartAgentIoT.docx
+++ b/Projet1/smartagent-iot/rapport/Rapport_SmartAgentIoT.docx
@@ -238,7 +238,7 @@
         </w:rPr>
         <w:t xml:space="preserve">smartagent-iot/</w:t>
         <w:br/>
-        <w:t xml:space="preserve">├── docker-compose.yml        (Mosquitto + openHAB, network_mode: host)</w:t>
+        <w:t xml:space="preserve">├── docker-compose.yml        (Mosquitto + openHAB, ports publiés 1883/8080)</w:t>
         <w:br/>
         <w:t xml:space="preserve">├── mosquitto/config/mosquitto.conf</w:t>
         <w:br/>
@@ -1622,7 +1622,7 @@
         <w:spacing w:after="80"/>
       </w:pPr>
       <w:r>
-        <w:t xml:space="preserve">Mosquitto déployé via Docker Compose (network_mode: host, pour que host="localhost" fonctionne identiquement pour les processus Java hors conteneur et pour openHAB).</w:t>
+        <w:t xml:space="preserve">Mosquitto déployé via Docker Compose (ports 1883/8080 publiés ; openHAB partage le réseau du broker via network_mode: service:mosquitto, pour que host="localhost" reste valide pour les processus Java hors conteneur comme pour openHAB).</w:t>
       </w:r>
     </w:p>
     <w:p>
